--- a/Manual de usuario - Control de Oficios.docx
+++ b/Manual de usuario - Control de Oficios.docx
@@ -191,7 +191,7 @@
           <w:sz w:val="22"/>
           <w:szCs w:val="22"/>
         </w:rPr>
-        <w:t xml:space="preserve">Documento versión 3.1</w:t>
+        <w:t xml:space="preserve">Documento versión 3.2</w:t>
       </w:r>
     </w:p>
     <w:p>
@@ -8925,7 +8925,7 @@
           <w:sz w:val="22"/>
           <w:szCs w:val="22"/>
         </w:rPr>
-        <w:t xml:space="preserve">Cada persona investigada requiere nombre, tipo de implicado y una identificación bien formada: cédula de 10 dígitos, RUC de 13 y pasaporte alfanumérico.</w:t>
+        <w:t xml:space="preserve">Cada persona investigada requiere nombre, tipo de implicado y una identificación bien formada: la cédula debe tener 10 dígitos exactos, el RUC 13 y el pasaporte, letras y números. Se admiten puntos, guiones y espacios, que se descartan antes de comprobarla.</w:t>
       </w:r>
     </w:p>
     <w:p>
@@ -8947,6 +8947,64 @@
         <w:t xml:space="preserve">La Referencia oficio es obligatoria y no puede repetirse, ni dentro del archivo ni respecto de los oficios ya registrados.</w:t>
       </w:r>
     </w:p>
+    <w:tbl>
+      <w:tblPr>
+        <w:tblW w:type="dxa" w:w="9360"/>
+        <w:tblBorders>
+          <w:top w:val="single" w:color="CBD2DE" w:sz="2"/>
+          <w:left w:val="single" w:color="152342" w:sz="18"/>
+          <w:bottom w:val="single" w:color="CBD2DE" w:sz="2"/>
+          <w:right w:val="single" w:color="CBD2DE" w:sz="2"/>
+          <w:insideH w:val="none"/>
+          <w:insideV w:val="none"/>
+        </w:tblBorders>
+      </w:tblPr>
+      <w:tblGrid>
+        <w:gridCol w:w="9360"/>
+      </w:tblGrid>
+      <w:tr>
+        <w:trPr>
+          <w:cantSplit/>
+        </w:trPr>
+        <w:tc>
+          <w:tcPr>
+            <w:tcW w:type="dxa" w:w="9360"/>
+            <w:shd w:fill="F0F2F5" w:val="clear"/>
+            <w:tcMar>
+              <w:top w:type="dxa" w:w="120"/>
+              <w:left w:type="dxa" w:w="180"/>
+              <w:bottom w:type="dxa" w:w="120"/>
+              <w:right w:type="dxa" w:w="180"/>
+            </w:tcMar>
+          </w:tcPr>
+          <w:p>
+            <w:pPr>
+              <w:spacing w:after="0" w:line="276"/>
+            </w:pPr>
+            <w:r>
+              <w:rPr>
+                <w:rFonts w:ascii="Calibri" w:cs="Calibri" w:eastAsia="Calibri" w:hAnsi="Calibri"/>
+                <w:b/>
+                <w:bCs/>
+                <w:color w:val="152342"/>
+                <w:sz w:val="22"/>
+                <w:szCs w:val="22"/>
+              </w:rPr>
+              <w:t xml:space="preserve">Al escribir el archivo no importan las mayúsculas ni las tildes:  </w:t>
+            </w:r>
+            <w:r>
+              <w:rPr>
+                <w:rFonts w:ascii="Calibri" w:cs="Calibri" w:eastAsia="Calibri" w:hAnsi="Calibri"/>
+                <w:color w:val="232B3D"/>
+                <w:sz w:val="22"/>
+                <w:szCs w:val="22"/>
+              </w:rPr>
+              <w:t xml:space="preserve">en ningún campo. FINALIZADO, Finalizado y finalizado son el mismo estado; CEDULA es Cédula; y fiscalia general del estado, la Fiscalía General del Estado. La aplicación guarda siempre la forma correcta. Lo que sí es estricto es la estructura: las columnas y su orden.</w:t>
+            </w:r>
+          </w:p>
+        </w:tc>
+      </w:tr>
+    </w:tbl>
     <w:tbl>
       <w:tblPr>
         <w:tblW w:type="dxa" w:w="9360"/>
@@ -10961,7 +11019,7 @@
         <w:sz w:val="16"/>
         <w:szCs w:val="16"/>
       </w:rPr>
-      <w:t xml:space="preserve">Manual de usuario · Versión 3.1 · 1 de septiembre de 2026  |  Aplicación versión 1.0</w:t>
+      <w:t xml:space="preserve">Manual de usuario · Versión 3.2 · 1 de septiembre de 2026  |  Aplicación versión 1.0</w:t>
     </w:r>
     <w:r>
       <w:rPr>

--- a/Manual de usuario - Control de Oficios.docx
+++ b/Manual de usuario - Control de Oficios.docx
@@ -191,7 +191,7 @@
           <w:sz w:val="22"/>
           <w:szCs w:val="22"/>
         </w:rPr>
-        <w:t xml:space="preserve">Documento versión 3.2</w:t>
+        <w:t xml:space="preserve">Documento versión 3.3</w:t>
       </w:r>
     </w:p>
     <w:p>
@@ -4709,6 +4709,69 @@
         </w:rPr>
         <w:t xml:space="preserve">Al guardar, la aplicación asigna automáticamente la Referencia UDC. Dicha referencia no se digita, no se repite y su nomenclatura depende de la institución seleccionada (apartado 6.4).</w:t>
       </w:r>
+    </w:p>
+    <w:tbl>
+      <w:tblPr>
+        <w:tblW w:type="dxa" w:w="9360"/>
+        <w:tblBorders>
+          <w:top w:val="single" w:color="CBD2DE" w:sz="2"/>
+          <w:left w:val="single" w:color="152342" w:sz="18"/>
+          <w:bottom w:val="single" w:color="CBD2DE" w:sz="2"/>
+          <w:right w:val="single" w:color="CBD2DE" w:sz="2"/>
+          <w:insideH w:val="none"/>
+          <w:insideV w:val="none"/>
+        </w:tblBorders>
+      </w:tblPr>
+      <w:tblGrid>
+        <w:gridCol w:w="9360"/>
+      </w:tblGrid>
+      <w:tr>
+        <w:trPr>
+          <w:cantSplit/>
+        </w:trPr>
+        <w:tc>
+          <w:tcPr>
+            <w:tcW w:type="dxa" w:w="9360"/>
+            <w:shd w:fill="F0F2F5" w:val="clear"/>
+            <w:tcMar>
+              <w:top w:type="dxa" w:w="120"/>
+              <w:left w:type="dxa" w:w="180"/>
+              <w:bottom w:type="dxa" w:w="120"/>
+              <w:right w:type="dxa" w:w="180"/>
+            </w:tcMar>
+          </w:tcPr>
+          <w:p>
+            <w:pPr>
+              <w:spacing w:after="0" w:line="276"/>
+            </w:pPr>
+            <w:r>
+              <w:rPr>
+                <w:rFonts w:ascii="Calibri" w:cs="Calibri" w:eastAsia="Calibri" w:hAnsi="Calibri"/>
+                <w:b/>
+                <w:bCs/>
+                <w:color w:val="152342"/>
+                <w:sz w:val="22"/>
+                <w:szCs w:val="22"/>
+              </w:rPr>
+              <w:t xml:space="preserve">El texto se guarda en mayúsculas:  </w:t>
+            </w:r>
+            <w:r>
+              <w:rPr>
+                <w:rFonts w:ascii="Calibri" w:cs="Calibri" w:eastAsia="Calibri" w:hAnsi="Calibri"/>
+                <w:color w:val="232B3D"/>
+                <w:sz w:val="22"/>
+                <w:szCs w:val="22"/>
+              </w:rPr>
+              <w:t xml:space="preserve">la Referencia oficio, la Causal, la Observación y los datos de las personas investigadas se registran en MAYÚSCULAS, con independencia de cómo se escriban, de modo que un mismo dato no figure de varias formas en las consultas y los reportes.</w:t>
+            </w:r>
+          </w:p>
+        </w:tc>
+      </w:tr>
+    </w:tbl>
+    <w:p>
+      <w:pPr>
+        <w:spacing w:after="160"/>
+      </w:pPr>
     </w:p>
     <w:tbl>
       <w:tblPr>
@@ -8999,7 +9062,7 @@
                 <w:sz w:val="22"/>
                 <w:szCs w:val="22"/>
               </w:rPr>
-              <w:t xml:space="preserve">en ningún campo. FINALIZADO, Finalizado y finalizado son el mismo estado; CEDULA es Cédula; y fiscalia general del estado, la Fiscalía General del Estado. La aplicación guarda siempre la forma correcta. Lo que sí es estricto es la estructura: las columnas y su orden.</w:t>
+              <w:t xml:space="preserve">en ningún campo. FINALIZADO, Finalizado y finalizado son el mismo estado; CEDULA es Cédula; y fiscalia general del estado, la Fiscalía General del Estado. La aplicación guarda siempre la forma correcta, y el texto libre —Referencia oficio, Causal, Observación y los datos de las personas investigadas— queda en MAYÚSCULAS. Lo que sí es estricto es la estructura: las columnas y su orden.</w:t>
             </w:r>
           </w:p>
         </w:tc>
@@ -11019,7 +11082,7 @@
         <w:sz w:val="16"/>
         <w:szCs w:val="16"/>
       </w:rPr>
-      <w:t xml:space="preserve">Manual de usuario · Versión 3.2 · 1 de septiembre de 2026  |  Aplicación versión 1.0</w:t>
+      <w:t xml:space="preserve">Manual de usuario · Versión 3.3 · 1 de septiembre de 2026  |  Aplicación versión 1.0</w:t>
     </w:r>
     <w:r>
       <w:rPr>

--- a/Manual de usuario - Control de Oficios.docx
+++ b/Manual de usuario - Control de Oficios.docx
@@ -191,7 +191,7 @@
           <w:sz w:val="22"/>
           <w:szCs w:val="22"/>
         </w:rPr>
-        <w:t xml:space="preserve">Documento versión 3.3</w:t>
+        <w:t xml:space="preserve">Documento versión 3.4</w:t>
       </w:r>
     </w:p>
     <w:p>
@@ -206,7 +206,7 @@
           <w:sz w:val="22"/>
           <w:szCs w:val="22"/>
         </w:rPr>
-        <w:t xml:space="preserve">Actualizado el 1 de septiembre de 2026</w:t>
+        <w:t xml:space="preserve">Actualizado el 23 de septiembre de 2026</w:t>
       </w:r>
     </w:p>
     <w:p>
@@ -919,7 +919,7 @@
           <w:sz w:val="21"/>
           <w:szCs w:val="21"/>
         </w:rPr>
-        <w:t xml:space="preserve">8</w:t>
+        <w:t xml:space="preserve">9</w:t>
       </w:r>
     </w:p>
     <w:p>
@@ -5929,6 +5929,20 @@
           <w:sz w:val="22"/>
           <w:szCs w:val="22"/>
         </w:rPr>
+        <w:t xml:space="preserve">Los oficios se presentan del más reciente al más antiguo: el último incorporado encabeza la lista. La exportación conserva ese mismo orden.</w:t>
+      </w:r>
+    </w:p>
+    <w:p>
+      <w:pPr>
+        <w:spacing w:after="120" w:line="276"/>
+      </w:pPr>
+      <w:r>
+        <w:rPr>
+          <w:rFonts w:ascii="Calibri" w:cs="Calibri" w:eastAsia="Calibri" w:hAnsi="Calibri"/>
+          <w:color w:val="232B3D"/>
+          <w:sz w:val="22"/>
+          <w:szCs w:val="22"/>
+        </w:rPr>
         <w:t xml:space="preserve">En la pestaña Oficios, el panel Buscar oficios ofrece tres bloques de filtros, que pueden combinarse entre sí.</w:t>
       </w:r>
     </w:p>
@@ -6309,7 +6323,7 @@
           <w:sz w:val="22"/>
           <w:szCs w:val="22"/>
         </w:rPr>
-        <w:t xml:space="preserve">Cambiar oficio: sustituye el documento, en caso de haberse adjuntado el archivo equivocado.</w:t>
+        <w:t xml:space="preserve">Adjuntar oficio: incorpora el documento a un oficio que no lo tiene. Cuando el oficio ya cuenta con él, este mismo botón se denomina Cambiar oficio y lo sustituye, en caso de haberse adjuntado el archivo equivocado.</w:t>
       </w:r>
     </w:p>
     <w:p>
@@ -6380,9 +6394,67 @@
           <w:sz w:val="22"/>
           <w:szCs w:val="22"/>
         </w:rPr>
-        <w:t xml:space="preserve">La columna PDF de la lista señala con «Sí» los oficios que ya cuentan con su respuesta adjunta.</w:t>
-      </w:r>
-    </w:p>
+        <w:t xml:space="preserve">Las columnas Documento y Respuesta PDF de la lista señalan con «Sí» los oficios que ya cuentan con cada archivo, y con un guion los que no.</w:t>
+      </w:r>
+    </w:p>
+    <w:tbl>
+      <w:tblPr>
+        <w:tblW w:type="dxa" w:w="9360"/>
+        <w:tblBorders>
+          <w:top w:val="single" w:color="CBD2DE" w:sz="2"/>
+          <w:left w:val="single" w:color="B45309" w:sz="18"/>
+          <w:bottom w:val="single" w:color="CBD2DE" w:sz="2"/>
+          <w:right w:val="single" w:color="CBD2DE" w:sz="2"/>
+          <w:insideH w:val="none"/>
+          <w:insideV w:val="none"/>
+        </w:tblBorders>
+      </w:tblPr>
+      <w:tblGrid>
+        <w:gridCol w:w="9360"/>
+      </w:tblGrid>
+      <w:tr>
+        <w:trPr>
+          <w:cantSplit/>
+        </w:trPr>
+        <w:tc>
+          <w:tcPr>
+            <w:tcW w:type="dxa" w:w="9360"/>
+            <w:shd w:fill="FDF6EC" w:val="clear"/>
+            <w:tcMar>
+              <w:top w:type="dxa" w:w="120"/>
+              <w:left w:type="dxa" w:w="180"/>
+              <w:bottom w:type="dxa" w:w="120"/>
+              <w:right w:type="dxa" w:w="180"/>
+            </w:tcMar>
+          </w:tcPr>
+          <w:p>
+            <w:pPr>
+              <w:spacing w:after="0" w:line="276"/>
+            </w:pPr>
+            <w:r>
+              <w:rPr>
+                <w:rFonts w:ascii="Calibri" w:cs="Calibri" w:eastAsia="Calibri" w:hAnsi="Calibri"/>
+                <w:b/>
+                <w:bCs/>
+                <w:color w:val="B45309"/>
+                <w:sz w:val="22"/>
+                <w:szCs w:val="22"/>
+              </w:rPr>
+              <w:t xml:space="preserve">Los oficios incorporados por carga masiva llegan sin documento:  </w:t>
+            </w:r>
+            <w:r>
+              <w:rPr>
+                <w:rFonts w:ascii="Calibri" w:cs="Calibri" w:eastAsia="Calibri" w:hAnsi="Calibri"/>
+                <w:color w:val="232B3D"/>
+                <w:sz w:val="22"/>
+                <w:szCs w:val="22"/>
+              </w:rPr>
+              <w:t xml:space="preserve">un archivo de Excel no puede contenerlo. Localícelos por la columna Documento y utilice Adjuntar oficio para completarlos.</w:t>
+            </w:r>
+          </w:p>
+        </w:tc>
+      </w:tr>
+    </w:tbl>
     <w:tbl>
       <w:tblPr>
         <w:tblW w:type="dxa" w:w="9360"/>
@@ -6596,9 +6668,67 @@
           <w:sz w:val="22"/>
           <w:szCs w:val="22"/>
         </w:rPr>
-        <w:t xml:space="preserve">Presenta los indicadores de gestión del área. Las tarjetas superiores resumen el volumen y la situación de los oficios: total, distribución por estado, porcentaje de finalizados, días promedio de respuesta, recepciones del día, de la semana y del mes, y seguimiento de las respuestas. A continuación se presentan cinco gráficos:</w:t>
-      </w:r>
-    </w:p>
+        <w:t xml:space="preserve">Presenta los indicadores de gestión del área. Las tarjetas superiores resumen el volumen y la situación de los oficios: total de oficios, total de personas investigadas, distribución por estado, porcentaje de finalizados, días promedio de respuesta, recepciones del día, de la semana y del mes, y seguimiento de las respuestas. A continuación se presentan cinco gráficos:</w:t>
+      </w:r>
+    </w:p>
+    <w:tbl>
+      <w:tblPr>
+        <w:tblW w:type="dxa" w:w="9360"/>
+        <w:tblBorders>
+          <w:top w:val="single" w:color="CBD2DE" w:sz="2"/>
+          <w:left w:val="single" w:color="152342" w:sz="18"/>
+          <w:bottom w:val="single" w:color="CBD2DE" w:sz="2"/>
+          <w:right w:val="single" w:color="CBD2DE" w:sz="2"/>
+          <w:insideH w:val="none"/>
+          <w:insideV w:val="none"/>
+        </w:tblBorders>
+      </w:tblPr>
+      <w:tblGrid>
+        <w:gridCol w:w="9360"/>
+      </w:tblGrid>
+      <w:tr>
+        <w:trPr>
+          <w:cantSplit/>
+        </w:trPr>
+        <w:tc>
+          <w:tcPr>
+            <w:tcW w:type="dxa" w:w="9360"/>
+            <w:shd w:fill="F0F2F5" w:val="clear"/>
+            <w:tcMar>
+              <w:top w:type="dxa" w:w="120"/>
+              <w:left w:type="dxa" w:w="180"/>
+              <w:bottom w:type="dxa" w:w="120"/>
+              <w:right w:type="dxa" w:w="180"/>
+            </w:tcMar>
+          </w:tcPr>
+          <w:p>
+            <w:pPr>
+              <w:spacing w:after="0" w:line="276"/>
+            </w:pPr>
+            <w:r>
+              <w:rPr>
+                <w:rFonts w:ascii="Calibri" w:cs="Calibri" w:eastAsia="Calibri" w:hAnsi="Calibri"/>
+                <w:b/>
+                <w:bCs/>
+                <w:color w:val="152342"/>
+                <w:sz w:val="22"/>
+                <w:szCs w:val="22"/>
+              </w:rPr>
+              <w:t xml:space="preserve">Total de personas investigadas:  </w:t>
+            </w:r>
+            <w:r>
+              <w:rPr>
+                <w:rFonts w:ascii="Calibri" w:cs="Calibri" w:eastAsia="Calibri" w:hAnsi="Calibri"/>
+                <w:color w:val="232B3D"/>
+                <w:sz w:val="22"/>
+                <w:szCs w:val="22"/>
+              </w:rPr>
+              <w:t xml:space="preserve">acompaña al total de oficios porque un mismo oficio puede investigar a varias personas. Se obtiene del detalle de personas de cada oficio y, cuando no lo tiene, de su cantidad de investigados. Al aplicar los filtros del tablero, la tarjeta suma únicamente los oficios que queden seleccionados.</w:t>
+            </w:r>
+          </w:p>
+        </w:tc>
+      </w:tr>
+    </w:tbl>
     <w:tbl>
       <w:tblPr>
         <w:tblW w:type="dxa" w:w="9360"/>
@@ -9128,6 +9258,23 @@
     </w:tbl>
     <w:p>
       <w:pPr>
+        <w:pStyle w:val="Heading3"/>
+        <w:spacing w:after="100" w:before="200"/>
+      </w:pPr>
+      <w:r>
+        <w:rPr>
+          <w:rFonts w:ascii="Calibri" w:cs="Calibri" w:eastAsia="Calibri" w:hAnsi="Calibri"/>
+          <w:b/>
+          <w:bCs/>
+          <w:color w:val="5A6B8C"/>
+          <w:sz w:val="23"/>
+          <w:szCs w:val="23"/>
+        </w:rPr>
+        <w:t xml:space="preserve">Qué no figura en el archivo</w:t>
+      </w:r>
+    </w:p>
+    <w:p>
+      <w:pPr>
         <w:spacing w:after="120" w:line="276"/>
       </w:pPr>
       <w:r>
@@ -9137,7 +9284,97 @@
           <w:sz w:val="22"/>
           <w:szCs w:val="22"/>
         </w:rPr>
-        <w:t xml:space="preserve">La Referencia UDC no figura en el archivo: la asigna la aplicación según la institución de cada oficio. Tampoco se toman del archivo el documento del oficio, la respuesta en PDF, quién registra, la fecha de registro ni el origen, aunque sí figuren como columnas. Los oficios importados no llevan el documento del oficio ni la respuesta en PDF; pueden adjuntarse posteriormente desde la pestaña Oficios.</w:t>
+        <w:t xml:space="preserve">El archivo solo contiene aquello que debe aportarse. No figuran, y por tanto no se consignan:</w:t>
+      </w:r>
+    </w:p>
+    <w:p>
+      <w:pPr>
+        <w:pStyle w:val="ListParagraph"/>
+        <w:numPr>
+          <w:ilvl w:val="0"/>
+          <w:numId w:val="4"/>
+        </w:numPr>
+        <w:spacing w:after="80" w:line="276"/>
+      </w:pPr>
+      <w:r>
+        <w:rPr>
+          <w:rFonts w:ascii="Calibri" w:cs="Calibri" w:eastAsia="Calibri" w:hAnsi="Calibri"/>
+          <w:color w:val="232B3D"/>
+          <w:sz w:val="22"/>
+          <w:szCs w:val="22"/>
+        </w:rPr>
+        <w:t xml:space="preserve">La Referencia UDC: la asigna la aplicación según la institución de cada oficio.</w:t>
+      </w:r>
+    </w:p>
+    <w:p>
+      <w:pPr>
+        <w:pStyle w:val="ListParagraph"/>
+        <w:numPr>
+          <w:ilvl w:val="0"/>
+          <w:numId w:val="4"/>
+        </w:numPr>
+        <w:spacing w:after="80" w:line="276"/>
+      </w:pPr>
+      <w:r>
+        <w:rPr>
+          <w:rFonts w:ascii="Calibri" w:cs="Calibri" w:eastAsia="Calibri" w:hAnsi="Calibri"/>
+          <w:color w:val="232B3D"/>
+          <w:sz w:val="22"/>
+          <w:szCs w:val="22"/>
+        </w:rPr>
+        <w:t xml:space="preserve">El documento del oficio y la respuesta en PDF: son archivos y se adjuntan posteriormente desde la pestaña Oficios, mediante Adjuntar oficio y Adjuntar respuesta (PDF).</w:t>
+      </w:r>
+    </w:p>
+    <w:p>
+      <w:pPr>
+        <w:pStyle w:val="ListParagraph"/>
+        <w:numPr>
+          <w:ilvl w:val="0"/>
+          <w:numId w:val="4"/>
+        </w:numPr>
+        <w:spacing w:after="80" w:line="276"/>
+      </w:pPr>
+      <w:r>
+        <w:rPr>
+          <w:rFonts w:ascii="Calibri" w:cs="Calibri" w:eastAsia="Calibri" w:hAnsi="Calibri"/>
+          <w:color w:val="232B3D"/>
+          <w:sz w:val="22"/>
+          <w:szCs w:val="22"/>
+        </w:rPr>
+        <w:t xml:space="preserve">Registrado por, Fecha de registro y Origen: los consigna la propia importación.</w:t>
+      </w:r>
+    </w:p>
+    <w:p>
+      <w:pPr>
+        <w:pStyle w:val="ListParagraph"/>
+        <w:numPr>
+          <w:ilvl w:val="0"/>
+          <w:numId w:val="4"/>
+        </w:numPr>
+        <w:spacing w:after="80" w:line="276"/>
+      </w:pPr>
+      <w:r>
+        <w:rPr>
+          <w:rFonts w:ascii="Calibri" w:cs="Calibri" w:eastAsia="Calibri" w:hAnsi="Calibri"/>
+          <w:color w:val="232B3D"/>
+          <w:sz w:val="22"/>
+          <w:szCs w:val="22"/>
+        </w:rPr>
+        <w:t xml:space="preserve">Anulado y Motivo de anulación: la anulación de un oficio se efectúa desde Mantenimiento, una vez registrado.</w:t>
+      </w:r>
+    </w:p>
+    <w:p>
+      <w:pPr>
+        <w:spacing w:after="120" w:line="276"/>
+      </w:pPr>
+      <w:r>
+        <w:rPr>
+          <w:rFonts w:ascii="Calibri" w:cs="Calibri" w:eastAsia="Calibri" w:hAnsi="Calibri"/>
+          <w:color w:val="232B3D"/>
+          <w:sz w:val="22"/>
+          <w:szCs w:val="22"/>
+        </w:rPr>
+        <w:t xml:space="preserve">Si el archivo incluyera alguna de estas columnas —por haberse partido de una exportación—, la aplicación las enumera con su motivo y solicita eliminarlas.</w:t>
       </w:r>
     </w:p>
     <w:p>
@@ -11082,7 +11319,7 @@
         <w:sz w:val="16"/>
         <w:szCs w:val="16"/>
       </w:rPr>
-      <w:t xml:space="preserve">Manual de usuario · Versión 3.3 · 1 de septiembre de 2026  |  Aplicación versión 1.0</w:t>
+      <w:t xml:space="preserve">Manual de usuario · Versión 3.4 · 23 de septiembre de 2026  |  Aplicación versión 1.0</w:t>
     </w:r>
     <w:r>
       <w:rPr>

--- a/Manual de usuario - Control de Oficios.docx
+++ b/Manual de usuario - Control de Oficios.docx
@@ -191,7 +191,7 @@
           <w:sz w:val="22"/>
           <w:szCs w:val="22"/>
         </w:rPr>
-        <w:t xml:space="preserve">Documento versión 3.4</w:t>
+        <w:t xml:space="preserve">Documento versión 3.5</w:t>
       </w:r>
     </w:p>
     <w:p>
@@ -6394,7 +6394,7 @@
           <w:sz w:val="22"/>
           <w:szCs w:val="22"/>
         </w:rPr>
-        <w:t xml:space="preserve">Las columnas Documento y Respuesta PDF de la lista señalan con «Sí» los oficios que ya cuentan con cada archivo, y con un guion los que no.</w:t>
+        <w:t xml:space="preserve">Las columnas Documento y Respuesta PDF de la lista indican con un visto (✓) el archivo que consta y con un aspa (✗) el que falta, de modo que se advierte de un vistazo qué oficios están incompletos.</w:t>
       </w:r>
     </w:p>
     <w:tbl>
@@ -6449,7 +6449,7 @@
                 <w:sz w:val="22"/>
                 <w:szCs w:val="22"/>
               </w:rPr>
-              <w:t xml:space="preserve">un archivo de Excel no puede contenerlo. Localícelos por la columna Documento y utilice Adjuntar oficio para completarlos.</w:t>
+              <w:t xml:space="preserve">un archivo de Excel no puede contenerlo. Localícelos por el aspa (✗) de la columna Documento y utilice Adjuntar oficio para completarlos.</w:t>
             </w:r>
           </w:p>
         </w:tc>
@@ -11319,7 +11319,7 @@
         <w:sz w:val="16"/>
         <w:szCs w:val="16"/>
       </w:rPr>
-      <w:t xml:space="preserve">Manual de usuario · Versión 3.4 · 23 de septiembre de 2026  |  Aplicación versión 1.0</w:t>
+      <w:t xml:space="preserve">Manual de usuario · Versión 3.5 · 23 de septiembre de 2026  |  Aplicación versión 1.0</w:t>
     </w:r>
     <w:r>
       <w:rPr>
